--- a/CKX/Caleb Table of Content.docx
+++ b/CKX/Caleb Table of Content.docx
@@ -2,11 +2,11 @@
 <file path=word/document.xml><?xml version="1.0" encoding="utf-8"?>
 <w:document xmlns:wpc="http://schemas.microsoft.com/office/word/2010/wordprocessingCanvas" xmlns:mc="http://schemas.openxmlformats.org/markup-compatibility/2006" xmlns:o="urn:schemas-microsoft-com:office:office" xmlns:r="http://schemas.openxmlformats.org/officeDocument/2006/relationships" xmlns:m="http://schemas.openxmlformats.org/officeDocument/2006/math" xmlns:v="urn:schemas-microsoft-com:vml" xmlns:wp14="http://schemas.microsoft.com/office/word/2010/wordprocessingDrawing" xmlns:wp="http://schemas.openxmlformats.org/drawingml/2006/wordprocessingDrawing" xmlns:w="http://schemas.openxmlformats.org/wordprocessingml/2006/main" xmlns:w14="http://schemas.microsoft.com/office/word/2010/wordml" xmlns:w10="urn:schemas-microsoft-com:office:word" xmlns:w15="http://schemas.microsoft.com/office/word/2012/wordml" xmlns:wpg="http://schemas.microsoft.com/office/word/2010/wordprocessingGroup" xmlns:wpi="http://schemas.microsoft.com/office/word/2010/wordprocessingInk" xmlns:wne="http://schemas.microsoft.com/office/word/2006/wordml" xmlns:wps="http://schemas.microsoft.com/office/word/2010/wordprocessingShape" xmlns:wpsCustomData="http://www.wps.cn/officeDocument/2013/wpsCustomData" mc:Ignorable="w14 w15 wp14">
   <w:body>
-    <w:p/>
     <w:p>
       <w:pPr>
         <w:pStyle w:val="2"/>
         <w:bidi w:val="0"/>
+        <w:spacing w:line="360" w:lineRule="auto"/>
         <w:jc w:val="center"/>
         <w:rPr>
           <w:rFonts w:hint="default" w:ascii="Times New Roman"/>
@@ -19,7 +19,16 @@
           <w:b/>
           <w:bCs/>
         </w:rPr>
-        <w:t xml:space="preserve">TABLE OF </w:t>
+        <w:t xml:space="preserve">TABLE </w:t>
+      </w:r>
+      <w:bookmarkStart w:id="1" w:name="_GoBack"/>
+      <w:bookmarkEnd w:id="1"/>
+      <w:r>
+        <w:rPr>
+          <w:b/>
+          <w:bCs/>
+        </w:rPr>
+        <w:t xml:space="preserve">OF </w:t>
       </w:r>
       <w:bookmarkEnd w:id="0"/>
       <w:r>
@@ -42,6 +51,7 @@
     <w:p>
       <w:pPr>
         <w:spacing w:line="360" w:lineRule="auto"/>
+        <w:jc w:val="both"/>
         <w:rPr>
           <w:rFonts w:hint="default"/>
           <w:sz w:val="26"/>
@@ -62,6 +72,7 @@
     <w:p>
       <w:pPr>
         <w:spacing w:line="360" w:lineRule="auto"/>
+        <w:jc w:val="both"/>
         <w:rPr>
           <w:rFonts w:hint="default"/>
           <w:sz w:val="26"/>
@@ -78,12 +89,11 @@
         </w:rPr>
         <w:t>CERTIFICATION</w:t>
       </w:r>
-      <w:bookmarkStart w:id="1" w:name="_GoBack"/>
-      <w:bookmarkEnd w:id="1"/>
     </w:p>
     <w:p>
       <w:pPr>
         <w:spacing w:line="360" w:lineRule="auto"/>
+        <w:jc w:val="both"/>
         <w:rPr>
           <w:rFonts w:hint="default"/>
           <w:sz w:val="26"/>
@@ -104,6 +114,7 @@
     <w:p>
       <w:pPr>
         <w:spacing w:line="360" w:lineRule="auto"/>
+        <w:jc w:val="both"/>
         <w:rPr>
           <w:rFonts w:hint="default"/>
           <w:sz w:val="26"/>
@@ -124,6 +135,7 @@
     <w:p>
       <w:pPr>
         <w:spacing w:line="360" w:lineRule="auto"/>
+        <w:jc w:val="both"/>
         <w:rPr>
           <w:rFonts w:hint="default"/>
           <w:sz w:val="26"/>
@@ -144,6 +156,7 @@
     <w:p>
       <w:pPr>
         <w:spacing w:line="360" w:lineRule="auto"/>
+        <w:jc w:val="both"/>
         <w:rPr>
           <w:rFonts w:hint="default"/>
           <w:sz w:val="26"/>
@@ -164,6 +177,7 @@
     <w:p>
       <w:pPr>
         <w:spacing w:line="360" w:lineRule="auto"/>
+        <w:jc w:val="both"/>
         <w:rPr>
           <w:rFonts w:hint="default"/>
           <w:sz w:val="26"/>
@@ -184,6 +198,7 @@
     <w:p>
       <w:pPr>
         <w:spacing w:line="360" w:lineRule="auto"/>
+        <w:jc w:val="both"/>
         <w:rPr>
           <w:rFonts w:hint="default"/>
           <w:sz w:val="26"/>
@@ -204,6 +219,7 @@
     <w:p>
       <w:pPr>
         <w:spacing w:line="360" w:lineRule="auto"/>
+        <w:jc w:val="both"/>
         <w:rPr>
           <w:rFonts w:hint="default"/>
           <w:sz w:val="26"/>
@@ -224,7 +240,7 @@
     <w:p>
       <w:pPr>
         <w:spacing w:line="360" w:lineRule="auto"/>
-        <w:jc w:val="center"/>
+        <w:jc w:val="both"/>
         <w:rPr>
           <w:rFonts w:hint="default"/>
           <w:b/>
@@ -258,7 +274,7 @@
     <w:p>
       <w:pPr>
         <w:spacing w:line="360" w:lineRule="auto"/>
-        <w:jc w:val="center"/>
+        <w:jc w:val="both"/>
         <w:rPr>
           <w:b/>
           <w:bCs/>
@@ -283,6 +299,7 @@
           <w:numId w:val="11"/>
         </w:numPr>
         <w:spacing w:line="360" w:lineRule="auto"/>
+        <w:jc w:val="both"/>
         <w:rPr>
           <w:rFonts w:hint="default"/>
           <w:b w:val="0"/>
@@ -311,6 +328,7 @@
           <w:numId w:val="11"/>
         </w:numPr>
         <w:spacing w:line="360" w:lineRule="auto"/>
+        <w:jc w:val="both"/>
         <w:rPr>
           <w:rFonts w:hint="default"/>
           <w:b w:val="0"/>
@@ -339,6 +357,7 @@
           <w:numId w:val="11"/>
         </w:numPr>
         <w:spacing w:line="360" w:lineRule="auto"/>
+        <w:jc w:val="both"/>
         <w:rPr>
           <w:rFonts w:hint="default"/>
           <w:b w:val="0"/>
@@ -367,6 +386,7 @@
           <w:numId w:val="11"/>
         </w:numPr>
         <w:spacing w:line="360" w:lineRule="auto"/>
+        <w:jc w:val="both"/>
         <w:rPr>
           <w:rFonts w:hint="default"/>
           <w:b w:val="0"/>
@@ -395,6 +415,7 @@
           <w:numId w:val="11"/>
         </w:numPr>
         <w:spacing w:line="360" w:lineRule="auto"/>
+        <w:jc w:val="both"/>
         <w:rPr>
           <w:rFonts w:hint="default"/>
           <w:b w:val="0"/>
@@ -423,6 +444,7 @@
           <w:numId w:val="11"/>
         </w:numPr>
         <w:spacing w:line="360" w:lineRule="auto"/>
+        <w:jc w:val="both"/>
         <w:rPr>
           <w:rFonts w:hint="default"/>
           <w:b w:val="0"/>
@@ -451,6 +473,7 @@
           <w:numId w:val="11"/>
         </w:numPr>
         <w:spacing w:line="360" w:lineRule="auto"/>
+        <w:jc w:val="both"/>
         <w:rPr>
           <w:rFonts w:hint="default"/>
           <w:b w:val="0"/>
@@ -479,6 +502,7 @@
           <w:numId w:val="11"/>
         </w:numPr>
         <w:spacing w:line="360" w:lineRule="auto"/>
+        <w:jc w:val="both"/>
         <w:rPr>
           <w:rFonts w:hint="default"/>
           <w:b w:val="0"/>
@@ -507,6 +531,7 @@
           <w:numId w:val="11"/>
         </w:numPr>
         <w:spacing w:line="360" w:lineRule="auto"/>
+        <w:jc w:val="both"/>
         <w:rPr>
           <w:rFonts w:hint="default"/>
           <w:b w:val="0"/>
@@ -536,7 +561,7 @@
         </w:numPr>
         <w:spacing w:line="360" w:lineRule="auto"/>
         <w:ind w:leftChars="0" w:right="0" w:rightChars="0"/>
-        <w:jc w:val="center"/>
+        <w:jc w:val="both"/>
         <w:rPr>
           <w:rFonts w:hint="default"/>
           <w:b/>
@@ -566,7 +591,7 @@
         </w:numPr>
         <w:spacing w:line="360" w:lineRule="auto"/>
         <w:ind w:leftChars="0" w:right="0" w:rightChars="0"/>
-        <w:jc w:val="center"/>
+        <w:jc w:val="both"/>
         <w:rPr>
           <w:rFonts w:hint="default"/>
           <w:b w:val="0"/>
@@ -596,6 +621,7 @@
         </w:numPr>
         <w:spacing w:line="360" w:lineRule="auto"/>
         <w:ind w:leftChars="0" w:right="0" w:rightChars="0"/>
+        <w:jc w:val="both"/>
         <w:rPr>
           <w:rFonts w:hint="default"/>
           <w:b w:val="0"/>
@@ -647,6 +673,7 @@
         </w:numPr>
         <w:spacing w:line="360" w:lineRule="auto"/>
         <w:ind w:leftChars="0" w:right="0" w:rightChars="0"/>
+        <w:jc w:val="both"/>
         <w:rPr>
           <w:rFonts w:hint="default"/>
           <w:b w:val="0"/>
@@ -698,6 +725,7 @@
         </w:numPr>
         <w:spacing w:line="360" w:lineRule="auto"/>
         <w:ind w:leftChars="0" w:right="0" w:rightChars="0"/>
+        <w:jc w:val="both"/>
         <w:rPr>
           <w:rFonts w:hint="default"/>
           <w:b w:val="0"/>
@@ -749,6 +777,7 @@
         </w:numPr>
         <w:spacing w:line="360" w:lineRule="auto"/>
         <w:ind w:leftChars="0" w:right="0" w:rightChars="0"/>
+        <w:jc w:val="both"/>
         <w:rPr>
           <w:rFonts w:hint="default"/>
           <w:b w:val="0"/>
@@ -800,6 +829,7 @@
         </w:numPr>
         <w:spacing w:line="360" w:lineRule="auto"/>
         <w:ind w:leftChars="0" w:right="0" w:rightChars="0"/>
+        <w:jc w:val="both"/>
         <w:rPr>
           <w:rFonts w:hint="default"/>
           <w:b w:val="0"/>
@@ -851,6 +881,7 @@
         </w:numPr>
         <w:spacing w:line="360" w:lineRule="auto"/>
         <w:ind w:leftChars="0" w:right="0" w:rightChars="0"/>
+        <w:jc w:val="both"/>
         <w:rPr>
           <w:rFonts w:hint="default"/>
           <w:b w:val="0"/>
@@ -902,6 +933,7 @@
         </w:numPr>
         <w:spacing w:line="360" w:lineRule="auto"/>
         <w:ind w:leftChars="0" w:right="0" w:rightChars="0"/>
+        <w:jc w:val="both"/>
         <w:rPr>
           <w:rFonts w:hint="default"/>
           <w:b w:val="0"/>
@@ -953,6 +985,7 @@
         </w:numPr>
         <w:spacing w:line="360" w:lineRule="auto"/>
         <w:ind w:leftChars="0" w:right="0" w:rightChars="0"/>
+        <w:jc w:val="both"/>
         <w:rPr>
           <w:rFonts w:hint="default"/>
           <w:b w:val="0"/>
@@ -1004,6 +1037,7 @@
         </w:numPr>
         <w:spacing w:line="360" w:lineRule="auto"/>
         <w:ind w:leftChars="0" w:right="0" w:rightChars="0"/>
+        <w:jc w:val="both"/>
         <w:rPr>
           <w:rFonts w:hint="default"/>
           <w:b w:val="0"/>
@@ -1055,6 +1089,7 @@
         </w:numPr>
         <w:spacing w:line="360" w:lineRule="auto"/>
         <w:ind w:leftChars="0" w:right="0" w:rightChars="0"/>
+        <w:jc w:val="both"/>
         <w:rPr>
           <w:rFonts w:hint="default"/>
           <w:b w:val="0"/>
@@ -1106,6 +1141,7 @@
         </w:numPr>
         <w:spacing w:line="360" w:lineRule="auto"/>
         <w:ind w:leftChars="0" w:right="0" w:rightChars="0"/>
+        <w:jc w:val="both"/>
         <w:rPr>
           <w:rFonts w:hint="default"/>
           <w:b w:val="0"/>
@@ -1157,6 +1193,7 @@
         </w:numPr>
         <w:spacing w:line="360" w:lineRule="auto"/>
         <w:ind w:leftChars="0" w:right="0" w:rightChars="0"/>
+        <w:jc w:val="both"/>
         <w:rPr>
           <w:rFonts w:hint="default"/>
           <w:b w:val="0"/>
@@ -1208,6 +1245,7 @@
         </w:numPr>
         <w:spacing w:line="360" w:lineRule="auto"/>
         <w:ind w:leftChars="0" w:right="0" w:rightChars="0"/>
+        <w:jc w:val="both"/>
         <w:rPr>
           <w:rFonts w:hint="default"/>
           <w:b w:val="0"/>
@@ -1259,6 +1297,7 @@
         </w:numPr>
         <w:spacing w:line="360" w:lineRule="auto"/>
         <w:ind w:leftChars="0" w:right="0" w:rightChars="0"/>
+        <w:jc w:val="both"/>
         <w:rPr>
           <w:rFonts w:hint="default"/>
           <w:b w:val="0"/>
@@ -1310,6 +1349,7 @@
         </w:numPr>
         <w:spacing w:line="360" w:lineRule="auto"/>
         <w:ind w:leftChars="0" w:right="0" w:rightChars="0"/>
+        <w:jc w:val="both"/>
         <w:rPr>
           <w:rFonts w:hint="default"/>
           <w:b w:val="0"/>
@@ -1361,6 +1401,7 @@
         </w:numPr>
         <w:spacing w:line="360" w:lineRule="auto"/>
         <w:ind w:leftChars="0" w:right="0" w:rightChars="0"/>
+        <w:jc w:val="both"/>
         <w:rPr>
           <w:rFonts w:hint="default"/>
           <w:b w:val="0"/>
@@ -1412,6 +1453,7 @@
         </w:numPr>
         <w:spacing w:line="360" w:lineRule="auto"/>
         <w:ind w:leftChars="0" w:right="0" w:rightChars="0"/>
+        <w:jc w:val="both"/>
         <w:rPr>
           <w:rFonts w:hint="default"/>
           <w:b w:val="0"/>
@@ -1463,6 +1505,7 @@
         </w:numPr>
         <w:spacing w:line="360" w:lineRule="auto"/>
         <w:ind w:leftChars="0" w:right="0" w:rightChars="0"/>
+        <w:jc w:val="both"/>
         <w:rPr>
           <w:rFonts w:hint="default"/>
           <w:b w:val="0"/>
@@ -1514,6 +1557,7 @@
         </w:numPr>
         <w:spacing w:line="360" w:lineRule="auto"/>
         <w:ind w:leftChars="0" w:right="0" w:rightChars="0"/>
+        <w:jc w:val="both"/>
         <w:rPr>
           <w:rFonts w:hint="default"/>
           <w:b w:val="0"/>
@@ -1565,6 +1609,7 @@
         </w:numPr>
         <w:spacing w:line="360" w:lineRule="auto"/>
         <w:ind w:leftChars="0" w:right="0" w:rightChars="0"/>
+        <w:jc w:val="both"/>
         <w:rPr>
           <w:rFonts w:hint="default"/>
           <w:b w:val="0"/>
@@ -1616,6 +1661,7 @@
         </w:numPr>
         <w:spacing w:line="360" w:lineRule="auto"/>
         <w:ind w:leftChars="0" w:right="0" w:rightChars="0"/>
+        <w:jc w:val="both"/>
         <w:rPr>
           <w:rFonts w:hint="default"/>
           <w:b w:val="0"/>
@@ -1667,7 +1713,7 @@
         </w:numPr>
         <w:spacing w:line="360" w:lineRule="auto"/>
         <w:ind w:leftChars="0" w:right="0" w:rightChars="0"/>
-        <w:jc w:val="center"/>
+        <w:jc w:val="both"/>
         <w:rPr>
           <w:rFonts w:hint="default"/>
           <w:b/>
@@ -1697,7 +1743,7 @@
         </w:numPr>
         <w:spacing w:line="360" w:lineRule="auto"/>
         <w:ind w:leftChars="0" w:right="0" w:rightChars="0"/>
-        <w:jc w:val="center"/>
+        <w:jc w:val="both"/>
         <w:rPr>
           <w:rFonts w:hint="default"/>
           <w:b w:val="0"/>
@@ -1727,6 +1773,7 @@
         </w:numPr>
         <w:spacing w:line="360" w:lineRule="auto"/>
         <w:ind w:leftChars="0" w:right="0" w:rightChars="0"/>
+        <w:jc w:val="both"/>
         <w:rPr>
           <w:rFonts w:hint="default"/>
           <w:b w:val="0"/>
@@ -1778,6 +1825,7 @@
         </w:numPr>
         <w:spacing w:line="360" w:lineRule="auto"/>
         <w:ind w:leftChars="0" w:right="0" w:rightChars="0"/>
+        <w:jc w:val="both"/>
         <w:rPr>
           <w:rFonts w:hint="default"/>
           <w:b w:val="0"/>
@@ -1829,6 +1877,7 @@
         </w:numPr>
         <w:spacing w:line="360" w:lineRule="auto"/>
         <w:ind w:leftChars="0" w:right="0" w:rightChars="0"/>
+        <w:jc w:val="both"/>
         <w:rPr>
           <w:rFonts w:hint="default"/>
           <w:b w:val="0"/>
@@ -1880,159 +1929,7 @@
         </w:numPr>
         <w:spacing w:line="360" w:lineRule="auto"/>
         <w:ind w:leftChars="0" w:right="0" w:rightChars="0"/>
-        <w:rPr>
-          <w:rFonts w:hint="default"/>
-          <w:b w:val="0"/>
-          <w:bCs w:val="0"/>
-          <w:sz w:val="26"/>
-          <w:szCs w:val="26"/>
-          <w:lang w:val="en-US"/>
-        </w:rPr>
-      </w:pPr>
-      <w:r>
-        <w:rPr>
-          <w:rFonts w:hint="default"/>
-          <w:b w:val="0"/>
-          <w:bCs w:val="0"/>
-          <w:sz w:val="26"/>
-          <w:szCs w:val="26"/>
-          <w:lang w:val="en-US"/>
-        </w:rPr>
-        <w:t>3.3.1</w:t>
-      </w:r>
-      <w:r>
-        <w:rPr>
-          <w:rFonts w:hint="default"/>
-          <w:b w:val="0"/>
-          <w:bCs w:val="0"/>
-          <w:sz w:val="26"/>
-          <w:szCs w:val="26"/>
-          <w:lang w:val="en-US"/>
-        </w:rPr>
-        <w:tab/>
-      </w:r>
-      <w:r>
-        <w:rPr>
-          <w:rFonts w:hint="default"/>
-          <w:b w:val="0"/>
-          <w:bCs w:val="0"/>
-          <w:sz w:val="26"/>
-          <w:szCs w:val="26"/>
-          <w:lang w:val="en-US"/>
-        </w:rPr>
-        <w:t>Requirement Specification</w:t>
-      </w:r>
-    </w:p>
-    <w:p>
-      <w:pPr>
-        <w:numPr>
-          <w:ilvl w:val="0"/>
-          <w:numId w:val="0"/>
-        </w:numPr>
-        <w:spacing w:line="360" w:lineRule="auto"/>
-        <w:ind w:leftChars="0" w:right="0" w:rightChars="0"/>
-        <w:rPr>
-          <w:rFonts w:hint="default"/>
-          <w:b w:val="0"/>
-          <w:bCs w:val="0"/>
-          <w:sz w:val="26"/>
-          <w:szCs w:val="26"/>
-          <w:lang w:val="en-US"/>
-        </w:rPr>
-      </w:pPr>
-      <w:r>
-        <w:rPr>
-          <w:rFonts w:hint="default"/>
-          <w:b w:val="0"/>
-          <w:bCs w:val="0"/>
-          <w:sz w:val="26"/>
-          <w:szCs w:val="26"/>
-          <w:lang w:val="en-US"/>
-        </w:rPr>
-        <w:t>3.3.2</w:t>
-      </w:r>
-      <w:r>
-        <w:rPr>
-          <w:rFonts w:hint="default"/>
-          <w:b w:val="0"/>
-          <w:bCs w:val="0"/>
-          <w:sz w:val="26"/>
-          <w:szCs w:val="26"/>
-          <w:lang w:val="en-US"/>
-        </w:rPr>
-        <w:tab/>
-      </w:r>
-      <w:r>
-        <w:rPr>
-          <w:rFonts w:hint="default"/>
-          <w:b w:val="0"/>
-          <w:bCs w:val="0"/>
-          <w:sz w:val="26"/>
-          <w:szCs w:val="26"/>
-          <w:lang w:val="en-US"/>
-        </w:rPr>
-        <w:t>Functional Requirement Specification</w:t>
-      </w:r>
-    </w:p>
-    <w:p>
-      <w:pPr>
-        <w:numPr>
-          <w:ilvl w:val="0"/>
-          <w:numId w:val="0"/>
-        </w:numPr>
-        <w:spacing w:line="360" w:lineRule="auto"/>
-        <w:ind w:leftChars="0" w:right="0" w:rightChars="0"/>
-        <w:rPr>
-          <w:rFonts w:hint="default"/>
-          <w:b w:val="0"/>
-          <w:bCs w:val="0"/>
-          <w:sz w:val="26"/>
-          <w:szCs w:val="26"/>
-          <w:lang w:val="en-US"/>
-        </w:rPr>
-      </w:pPr>
-      <w:r>
-        <w:rPr>
-          <w:rFonts w:hint="default"/>
-          <w:b w:val="0"/>
-          <w:bCs w:val="0"/>
-          <w:sz w:val="26"/>
-          <w:szCs w:val="26"/>
-          <w:lang w:val="en-US"/>
-        </w:rPr>
-        <w:t>3.3.3</w:t>
-      </w:r>
-      <w:r>
-        <w:rPr>
-          <w:rFonts w:hint="default"/>
-          <w:b w:val="0"/>
-          <w:bCs w:val="0"/>
-          <w:sz w:val="26"/>
-          <w:szCs w:val="26"/>
-          <w:lang w:val="en-US"/>
-        </w:rPr>
-        <w:tab/>
-      </w:r>
-      <w:r>
-        <w:rPr>
-          <w:rFonts w:hint="default"/>
-          <w:b w:val="0"/>
-          <w:bCs w:val="0"/>
-          <w:sz w:val="26"/>
-          <w:szCs w:val="26"/>
-          <w:lang w:val="en-US"/>
-        </w:rPr>
-        <w:t>Non-Functional Requirement Specification</w:t>
-      </w:r>
-    </w:p>
-    <w:p>
-      <w:pPr>
-        <w:numPr>
-          <w:ilvl w:val="0"/>
-          <w:numId w:val="0"/>
-        </w:numPr>
-        <w:spacing w:line="360" w:lineRule="auto"/>
-        <w:ind w:leftChars="0" w:right="0" w:rightChars="0"/>
+        <w:jc w:val="both"/>
         <w:rPr>
           <w:rFonts w:hint="default"/>
           <w:b w:val="0"/>
@@ -2084,6 +1981,7 @@
         </w:numPr>
         <w:spacing w:line="360" w:lineRule="auto"/>
         <w:ind w:leftChars="0" w:right="0" w:rightChars="0"/>
+        <w:jc w:val="both"/>
         <w:rPr>
           <w:rFonts w:hint="default"/>
           <w:b w:val="0"/>
@@ -2135,6 +2033,7 @@
         </w:numPr>
         <w:spacing w:line="360" w:lineRule="auto"/>
         <w:ind w:leftChars="0" w:right="0" w:rightChars="0"/>
+        <w:jc w:val="both"/>
         <w:rPr>
           <w:rFonts w:hint="default"/>
           <w:b w:val="0"/>
@@ -2186,6 +2085,7 @@
         </w:numPr>
         <w:spacing w:line="360" w:lineRule="auto"/>
         <w:ind w:leftChars="0" w:right="0" w:rightChars="0"/>
+        <w:jc w:val="both"/>
         <w:rPr>
           <w:rFonts w:hint="default"/>
           <w:b w:val="0"/>
@@ -2237,6 +2137,7 @@
         </w:numPr>
         <w:spacing w:line="360" w:lineRule="auto"/>
         <w:ind w:leftChars="0" w:right="0" w:rightChars="0"/>
+        <w:jc w:val="both"/>
         <w:rPr>
           <w:rFonts w:hint="default"/>
           <w:b w:val="0"/>
@@ -2288,10 +2189,11 @@
         </w:numPr>
         <w:spacing w:line="360" w:lineRule="auto"/>
         <w:ind w:leftChars="0" w:right="0" w:rightChars="0"/>
+        <w:jc w:val="both"/>
         <w:rPr>
           <w:rFonts w:hint="default"/>
-          <w:b w:val="0"/>
-          <w:bCs w:val="0"/>
+          <w:b/>
+          <w:bCs/>
           <w:sz w:val="26"/>
           <w:szCs w:val="26"/>
           <w:lang w:val="en-US"/>
@@ -2339,262 +2241,7 @@
         </w:numPr>
         <w:spacing w:line="360" w:lineRule="auto"/>
         <w:ind w:leftChars="0" w:right="0" w:rightChars="0"/>
-        <w:rPr>
-          <w:rFonts w:hint="default"/>
-          <w:b w:val="0"/>
-          <w:bCs w:val="0"/>
-          <w:sz w:val="26"/>
-          <w:szCs w:val="26"/>
-          <w:lang w:val="en-US"/>
-        </w:rPr>
-      </w:pPr>
-      <w:r>
-        <w:rPr>
-          <w:rFonts w:hint="default"/>
-          <w:b w:val="0"/>
-          <w:bCs w:val="0"/>
-          <w:sz w:val="26"/>
-          <w:szCs w:val="26"/>
-          <w:lang w:val="en-US"/>
-        </w:rPr>
-        <w:t>3.10</w:t>
-      </w:r>
-      <w:r>
-        <w:rPr>
-          <w:rFonts w:hint="default"/>
-          <w:b w:val="0"/>
-          <w:bCs w:val="0"/>
-          <w:sz w:val="26"/>
-          <w:szCs w:val="26"/>
-          <w:lang w:val="en-US"/>
-        </w:rPr>
-        <w:tab/>
-      </w:r>
-      <w:r>
-        <w:rPr>
-          <w:rFonts w:hint="default"/>
-          <w:b w:val="0"/>
-          <w:bCs w:val="0"/>
-          <w:sz w:val="26"/>
-          <w:szCs w:val="26"/>
-          <w:lang w:val="en-US"/>
-        </w:rPr>
-        <w:t>System Design</w:t>
-      </w:r>
-    </w:p>
-    <w:p>
-      <w:pPr>
-        <w:numPr>
-          <w:ilvl w:val="0"/>
-          <w:numId w:val="0"/>
-        </w:numPr>
-        <w:spacing w:line="360" w:lineRule="auto"/>
-        <w:ind w:leftChars="0" w:right="0" w:rightChars="0"/>
-        <w:rPr>
-          <w:rFonts w:hint="default"/>
-          <w:b w:val="0"/>
-          <w:bCs w:val="0"/>
-          <w:sz w:val="26"/>
-          <w:szCs w:val="26"/>
-          <w:lang w:val="en-US"/>
-        </w:rPr>
-      </w:pPr>
-      <w:r>
-        <w:rPr>
-          <w:rFonts w:hint="default"/>
-          <w:b w:val="0"/>
-          <w:bCs w:val="0"/>
-          <w:sz w:val="26"/>
-          <w:szCs w:val="26"/>
-          <w:lang w:val="en-US"/>
-        </w:rPr>
-        <w:t>3.10.1</w:t>
-      </w:r>
-      <w:r>
-        <w:rPr>
-          <w:rFonts w:hint="default"/>
-          <w:b w:val="0"/>
-          <w:bCs w:val="0"/>
-          <w:sz w:val="26"/>
-          <w:szCs w:val="26"/>
-          <w:lang w:val="en-US"/>
-        </w:rPr>
-        <w:tab/>
-      </w:r>
-      <w:r>
-        <w:rPr>
-          <w:rFonts w:hint="default"/>
-          <w:b w:val="0"/>
-          <w:bCs w:val="0"/>
-          <w:sz w:val="26"/>
-          <w:szCs w:val="26"/>
-          <w:lang w:val="en-US"/>
-        </w:rPr>
-        <w:t>Use Case Diagram</w:t>
-      </w:r>
-    </w:p>
-    <w:p>
-      <w:pPr>
-        <w:numPr>
-          <w:ilvl w:val="0"/>
-          <w:numId w:val="0"/>
-        </w:numPr>
-        <w:spacing w:line="360" w:lineRule="auto"/>
-        <w:ind w:leftChars="0" w:right="0" w:rightChars="0"/>
-        <w:rPr>
-          <w:rFonts w:hint="default"/>
-          <w:b w:val="0"/>
-          <w:bCs w:val="0"/>
-          <w:sz w:val="26"/>
-          <w:szCs w:val="26"/>
-          <w:lang w:val="en-US"/>
-        </w:rPr>
-      </w:pPr>
-      <w:r>
-        <w:rPr>
-          <w:rFonts w:hint="default"/>
-          <w:b w:val="0"/>
-          <w:bCs w:val="0"/>
-          <w:sz w:val="26"/>
-          <w:szCs w:val="26"/>
-          <w:lang w:val="en-US"/>
-        </w:rPr>
-        <w:t>3.10.2</w:t>
-      </w:r>
-      <w:r>
-        <w:rPr>
-          <w:rFonts w:hint="default"/>
-          <w:b w:val="0"/>
-          <w:bCs w:val="0"/>
-          <w:sz w:val="26"/>
-          <w:szCs w:val="26"/>
-          <w:lang w:val="en-US"/>
-        </w:rPr>
-        <w:tab/>
-      </w:r>
-      <w:r>
-        <w:rPr>
-          <w:rFonts w:hint="default"/>
-          <w:b w:val="0"/>
-          <w:bCs w:val="0"/>
-          <w:sz w:val="26"/>
-          <w:szCs w:val="26"/>
-          <w:lang w:val="en-US"/>
-        </w:rPr>
-        <w:t>Activity Diagram</w:t>
-      </w:r>
-    </w:p>
-    <w:p>
-      <w:pPr>
-        <w:numPr>
-          <w:ilvl w:val="0"/>
-          <w:numId w:val="0"/>
-        </w:numPr>
-        <w:spacing w:line="360" w:lineRule="auto"/>
-        <w:ind w:leftChars="0" w:right="0" w:rightChars="0"/>
-        <w:rPr>
-          <w:rFonts w:hint="default"/>
-          <w:b w:val="0"/>
-          <w:bCs w:val="0"/>
-          <w:sz w:val="26"/>
-          <w:szCs w:val="26"/>
-          <w:lang w:val="en-US"/>
-        </w:rPr>
-      </w:pPr>
-      <w:r>
-        <w:rPr>
-          <w:rFonts w:hint="default"/>
-          <w:b w:val="0"/>
-          <w:bCs w:val="0"/>
-          <w:sz w:val="26"/>
-          <w:szCs w:val="26"/>
-          <w:lang w:val="en-US"/>
-        </w:rPr>
-        <w:t>3.10.3</w:t>
-      </w:r>
-      <w:r>
-        <w:rPr>
-          <w:rFonts w:hint="default"/>
-          <w:b w:val="0"/>
-          <w:bCs w:val="0"/>
-          <w:sz w:val="26"/>
-          <w:szCs w:val="26"/>
-          <w:lang w:val="en-US"/>
-        </w:rPr>
-        <w:tab/>
-      </w:r>
-      <w:r>
-        <w:rPr>
-          <w:rFonts w:hint="default"/>
-          <w:b w:val="0"/>
-          <w:bCs w:val="0"/>
-          <w:sz w:val="26"/>
-          <w:szCs w:val="26"/>
-          <w:lang w:val="en-US"/>
-        </w:rPr>
-        <w:t>Class Diagram</w:t>
-      </w:r>
-    </w:p>
-    <w:p>
-      <w:pPr>
-        <w:numPr>
-          <w:ilvl w:val="0"/>
-          <w:numId w:val="0"/>
-        </w:numPr>
-        <w:spacing w:line="360" w:lineRule="auto"/>
-        <w:ind w:leftChars="0" w:right="0" w:rightChars="0"/>
-        <w:rPr>
-          <w:rFonts w:hint="default"/>
-          <w:b w:val="0"/>
-          <w:bCs w:val="0"/>
-          <w:sz w:val="26"/>
-          <w:szCs w:val="26"/>
-          <w:lang w:val="en-US"/>
-        </w:rPr>
-      </w:pPr>
-      <w:r>
-        <w:rPr>
-          <w:rFonts w:hint="default"/>
-          <w:b w:val="0"/>
-          <w:bCs w:val="0"/>
-          <w:sz w:val="26"/>
-          <w:szCs w:val="26"/>
-          <w:lang w:val="en-US"/>
-        </w:rPr>
-        <w:t>3.10.4</w:t>
-      </w:r>
-      <w:r>
-        <w:rPr>
-          <w:rFonts w:hint="default"/>
-          <w:b w:val="0"/>
-          <w:bCs w:val="0"/>
-          <w:sz w:val="26"/>
-          <w:szCs w:val="26"/>
-          <w:lang w:val="en-US"/>
-        </w:rPr>
-        <w:tab/>
-      </w:r>
-      <w:r>
-        <w:rPr>
-          <w:rFonts w:hint="default"/>
-          <w:b w:val="0"/>
-          <w:bCs w:val="0"/>
-          <w:sz w:val="26"/>
-          <w:szCs w:val="26"/>
-          <w:lang w:val="en-US"/>
-        </w:rPr>
-        <w:t>Data-Flow Process of the System</w:t>
-      </w:r>
-    </w:p>
-    <w:p>
-      <w:pPr>
-        <w:numPr>
-          <w:ilvl w:val="0"/>
-          <w:numId w:val="0"/>
-        </w:numPr>
-        <w:spacing w:line="360" w:lineRule="auto"/>
-        <w:ind w:leftChars="0" w:right="0" w:rightChars="0"/>
-        <w:jc w:val="center"/>
+        <w:jc w:val="both"/>
         <w:rPr>
           <w:rFonts w:hint="default"/>
           <w:b/>
@@ -2624,7 +2271,7 @@
         </w:numPr>
         <w:spacing w:line="360" w:lineRule="auto"/>
         <w:ind w:leftChars="0" w:right="0" w:rightChars="0"/>
-        <w:jc w:val="center"/>
+        <w:jc w:val="both"/>
         <w:rPr>
           <w:rFonts w:hint="default"/>
           <w:b w:val="0"/>
@@ -2654,6 +2301,7 @@
         </w:numPr>
         <w:spacing w:line="360" w:lineRule="auto"/>
         <w:ind w:leftChars="0" w:right="0" w:rightChars="0"/>
+        <w:jc w:val="both"/>
         <w:rPr>
           <w:rFonts w:hint="default"/>
           <w:b w:val="0"/>
@@ -2705,6 +2353,7 @@
         </w:numPr>
         <w:spacing w:line="360" w:lineRule="auto"/>
         <w:ind w:leftChars="0" w:right="0" w:rightChars="0"/>
+        <w:jc w:val="both"/>
         <w:rPr>
           <w:rFonts w:hint="default"/>
           <w:b w:val="0"/>
@@ -2756,6 +2405,7 @@
         </w:numPr>
         <w:spacing w:line="360" w:lineRule="auto"/>
         <w:ind w:leftChars="0" w:right="0" w:rightChars="0"/>
+        <w:jc w:val="both"/>
         <w:rPr>
           <w:rFonts w:hint="default"/>
           <w:b w:val="0"/>
@@ -2807,313 +2457,7 @@
         </w:numPr>
         <w:spacing w:line="360" w:lineRule="auto"/>
         <w:ind w:leftChars="0" w:right="0" w:rightChars="0"/>
-        <w:rPr>
-          <w:rFonts w:hint="default"/>
-          <w:b w:val="0"/>
-          <w:bCs w:val="0"/>
-          <w:sz w:val="26"/>
-          <w:szCs w:val="26"/>
-          <w:lang w:val="en-US"/>
-        </w:rPr>
-      </w:pPr>
-      <w:r>
-        <w:rPr>
-          <w:rFonts w:hint="default"/>
-          <w:b w:val="0"/>
-          <w:bCs w:val="0"/>
-          <w:sz w:val="26"/>
-          <w:szCs w:val="26"/>
-          <w:lang w:val="en-US"/>
-        </w:rPr>
-        <w:t>4.4</w:t>
-      </w:r>
-      <w:r>
-        <w:rPr>
-          <w:rFonts w:hint="default"/>
-          <w:b w:val="0"/>
-          <w:bCs w:val="0"/>
-          <w:sz w:val="26"/>
-          <w:szCs w:val="26"/>
-          <w:lang w:val="en-US"/>
-        </w:rPr>
-        <w:tab/>
-      </w:r>
-      <w:r>
-        <w:rPr>
-          <w:rFonts w:hint="default"/>
-          <w:b w:val="0"/>
-          <w:bCs w:val="0"/>
-          <w:sz w:val="26"/>
-          <w:szCs w:val="26"/>
-          <w:lang w:val="en-US"/>
-        </w:rPr>
-        <w:t>System Testing Strategies</w:t>
-      </w:r>
-    </w:p>
-    <w:p>
-      <w:pPr>
-        <w:numPr>
-          <w:ilvl w:val="0"/>
-          <w:numId w:val="0"/>
-        </w:numPr>
-        <w:spacing w:line="360" w:lineRule="auto"/>
-        <w:ind w:leftChars="0" w:right="0" w:rightChars="0"/>
-        <w:rPr>
-          <w:rFonts w:hint="default"/>
-          <w:b w:val="0"/>
-          <w:bCs w:val="0"/>
-          <w:sz w:val="26"/>
-          <w:szCs w:val="26"/>
-          <w:lang w:val="en-US"/>
-        </w:rPr>
-      </w:pPr>
-      <w:r>
-        <w:rPr>
-          <w:rFonts w:hint="default"/>
-          <w:b w:val="0"/>
-          <w:bCs w:val="0"/>
-          <w:sz w:val="26"/>
-          <w:szCs w:val="26"/>
-          <w:lang w:val="en-US"/>
-        </w:rPr>
-        <w:t>4.4.1</w:t>
-      </w:r>
-      <w:r>
-        <w:rPr>
-          <w:rFonts w:hint="default"/>
-          <w:b w:val="0"/>
-          <w:bCs w:val="0"/>
-          <w:sz w:val="26"/>
-          <w:szCs w:val="26"/>
-          <w:lang w:val="en-US"/>
-        </w:rPr>
-        <w:tab/>
-      </w:r>
-      <w:r>
-        <w:rPr>
-          <w:rFonts w:hint="default"/>
-          <w:b w:val="0"/>
-          <w:bCs w:val="0"/>
-          <w:sz w:val="26"/>
-          <w:szCs w:val="26"/>
-          <w:lang w:val="en-US"/>
-        </w:rPr>
-        <w:t>Unit Test</w:t>
-      </w:r>
-    </w:p>
-    <w:p>
-      <w:pPr>
-        <w:numPr>
-          <w:ilvl w:val="0"/>
-          <w:numId w:val="0"/>
-        </w:numPr>
-        <w:spacing w:line="360" w:lineRule="auto"/>
-        <w:ind w:leftChars="0" w:right="0" w:rightChars="0"/>
-        <w:rPr>
-          <w:rFonts w:hint="default"/>
-          <w:b w:val="0"/>
-          <w:bCs w:val="0"/>
-          <w:sz w:val="26"/>
-          <w:szCs w:val="26"/>
-          <w:lang w:val="en-US"/>
-        </w:rPr>
-      </w:pPr>
-      <w:r>
-        <w:rPr>
-          <w:rFonts w:hint="default"/>
-          <w:b w:val="0"/>
-          <w:bCs w:val="0"/>
-          <w:sz w:val="26"/>
-          <w:szCs w:val="26"/>
-          <w:lang w:val="en-US"/>
-        </w:rPr>
-        <w:t>4.4.2</w:t>
-      </w:r>
-      <w:r>
-        <w:rPr>
-          <w:rFonts w:hint="default"/>
-          <w:b w:val="0"/>
-          <w:bCs w:val="0"/>
-          <w:sz w:val="26"/>
-          <w:szCs w:val="26"/>
-          <w:lang w:val="en-US"/>
-        </w:rPr>
-        <w:tab/>
-      </w:r>
-      <w:r>
-        <w:rPr>
-          <w:rFonts w:hint="default"/>
-          <w:b w:val="0"/>
-          <w:bCs w:val="0"/>
-          <w:sz w:val="26"/>
-          <w:szCs w:val="26"/>
-          <w:lang w:val="en-US"/>
-        </w:rPr>
-        <w:t>Integration Test</w:t>
-      </w:r>
-    </w:p>
-    <w:p>
-      <w:pPr>
-        <w:numPr>
-          <w:ilvl w:val="0"/>
-          <w:numId w:val="0"/>
-        </w:numPr>
-        <w:spacing w:line="360" w:lineRule="auto"/>
-        <w:ind w:leftChars="0" w:right="0" w:rightChars="0"/>
-        <w:rPr>
-          <w:rFonts w:hint="default"/>
-          <w:b w:val="0"/>
-          <w:bCs w:val="0"/>
-          <w:sz w:val="26"/>
-          <w:szCs w:val="26"/>
-          <w:lang w:val="en-US"/>
-        </w:rPr>
-      </w:pPr>
-      <w:r>
-        <w:rPr>
-          <w:rFonts w:hint="default"/>
-          <w:b w:val="0"/>
-          <w:bCs w:val="0"/>
-          <w:sz w:val="26"/>
-          <w:szCs w:val="26"/>
-          <w:lang w:val="en-US"/>
-        </w:rPr>
-        <w:t>4.5</w:t>
-      </w:r>
-      <w:r>
-        <w:rPr>
-          <w:rFonts w:hint="default"/>
-          <w:b w:val="0"/>
-          <w:bCs w:val="0"/>
-          <w:sz w:val="26"/>
-          <w:szCs w:val="26"/>
-          <w:lang w:val="en-US"/>
-        </w:rPr>
-        <w:tab/>
-      </w:r>
-      <w:r>
-        <w:rPr>
-          <w:rFonts w:hint="default"/>
-          <w:b w:val="0"/>
-          <w:bCs w:val="0"/>
-          <w:sz w:val="26"/>
-          <w:szCs w:val="26"/>
-          <w:lang w:val="en-US"/>
-        </w:rPr>
-        <w:t>Target Computer System Requirement</w:t>
-      </w:r>
-    </w:p>
-    <w:p>
-      <w:pPr>
-        <w:numPr>
-          <w:ilvl w:val="0"/>
-          <w:numId w:val="0"/>
-        </w:numPr>
-        <w:spacing w:line="360" w:lineRule="auto"/>
-        <w:ind w:leftChars="0" w:right="0" w:rightChars="0"/>
-        <w:rPr>
-          <w:rFonts w:hint="default"/>
-          <w:b w:val="0"/>
-          <w:bCs w:val="0"/>
-          <w:sz w:val="26"/>
-          <w:szCs w:val="26"/>
-          <w:lang w:val="en-US"/>
-        </w:rPr>
-      </w:pPr>
-      <w:r>
-        <w:rPr>
-          <w:rFonts w:hint="default"/>
-          <w:b w:val="0"/>
-          <w:bCs w:val="0"/>
-          <w:sz w:val="26"/>
-          <w:szCs w:val="26"/>
-          <w:lang w:val="en-US"/>
-        </w:rPr>
-        <w:t>4.6</w:t>
-      </w:r>
-      <w:r>
-        <w:rPr>
-          <w:rFonts w:hint="default"/>
-          <w:b w:val="0"/>
-          <w:bCs w:val="0"/>
-          <w:sz w:val="26"/>
-          <w:szCs w:val="26"/>
-          <w:lang w:val="en-US"/>
-        </w:rPr>
-        <w:tab/>
-      </w:r>
-      <w:r>
-        <w:rPr>
-          <w:rFonts w:hint="default"/>
-          <w:b w:val="0"/>
-          <w:bCs w:val="0"/>
-          <w:sz w:val="26"/>
-          <w:szCs w:val="26"/>
-          <w:lang w:val="en-US"/>
-        </w:rPr>
-        <w:t>Results</w:t>
-      </w:r>
-    </w:p>
-    <w:p>
-      <w:pPr>
-        <w:numPr>
-          <w:ilvl w:val="0"/>
-          <w:numId w:val="0"/>
-        </w:numPr>
-        <w:spacing w:line="360" w:lineRule="auto"/>
-        <w:ind w:leftChars="0" w:right="0" w:rightChars="0"/>
-        <w:rPr>
-          <w:rFonts w:hint="default"/>
-          <w:b w:val="0"/>
-          <w:bCs w:val="0"/>
-          <w:sz w:val="26"/>
-          <w:szCs w:val="26"/>
-          <w:lang w:val="en-US"/>
-        </w:rPr>
-      </w:pPr>
-      <w:r>
-        <w:rPr>
-          <w:rFonts w:hint="default"/>
-          <w:b w:val="0"/>
-          <w:bCs w:val="0"/>
-          <w:sz w:val="26"/>
-          <w:szCs w:val="26"/>
-          <w:lang w:val="en-US"/>
-        </w:rPr>
-        <w:t>4.7</w:t>
-      </w:r>
-      <w:r>
-        <w:rPr>
-          <w:rFonts w:hint="default"/>
-          <w:b w:val="0"/>
-          <w:bCs w:val="0"/>
-          <w:sz w:val="26"/>
-          <w:szCs w:val="26"/>
-          <w:lang w:val="en-US"/>
-        </w:rPr>
-        <w:tab/>
-      </w:r>
-      <w:r>
-        <w:rPr>
-          <w:rFonts w:hint="default"/>
-          <w:b w:val="0"/>
-          <w:bCs w:val="0"/>
-          <w:sz w:val="26"/>
-          <w:szCs w:val="26"/>
-          <w:lang w:val="en-US"/>
-        </w:rPr>
-        <w:t>Discussion</w:t>
-      </w:r>
-    </w:p>
-    <w:p>
-      <w:pPr>
-        <w:numPr>
-          <w:ilvl w:val="0"/>
-          <w:numId w:val="0"/>
-        </w:numPr>
-        <w:spacing w:line="360" w:lineRule="auto"/>
-        <w:ind w:leftChars="0" w:right="0" w:rightChars="0"/>
-        <w:jc w:val="center"/>
+        <w:jc w:val="both"/>
         <w:rPr>
           <w:rFonts w:hint="default"/>
           <w:b/>
@@ -3143,7 +2487,7 @@
         </w:numPr>
         <w:spacing w:line="360" w:lineRule="auto"/>
         <w:ind w:leftChars="0" w:right="0" w:rightChars="0"/>
-        <w:jc w:val="center"/>
+        <w:jc w:val="both"/>
         <w:rPr>
           <w:rFonts w:hint="default"/>
           <w:b w:val="0"/>
@@ -3173,6 +2517,7 @@
         </w:numPr>
         <w:spacing w:line="360" w:lineRule="auto"/>
         <w:ind w:leftChars="0" w:right="0" w:rightChars="0"/>
+        <w:jc w:val="both"/>
         <w:rPr>
           <w:rFonts w:hint="default"/>
           <w:b w:val="0"/>
@@ -3224,6 +2569,7 @@
         </w:numPr>
         <w:spacing w:line="360" w:lineRule="auto"/>
         <w:ind w:leftChars="0" w:right="0" w:rightChars="0"/>
+        <w:jc w:val="both"/>
         <w:rPr>
           <w:rFonts w:hint="default"/>
           <w:b w:val="0"/>
@@ -3275,6 +2621,7 @@
         </w:numPr>
         <w:spacing w:line="360" w:lineRule="auto"/>
         <w:ind w:leftChars="0" w:right="0" w:rightChars="0"/>
+        <w:jc w:val="both"/>
         <w:rPr>
           <w:rFonts w:hint="default"/>
           <w:b w:val="0"/>
@@ -3326,6 +2673,7 @@
         </w:numPr>
         <w:spacing w:line="360" w:lineRule="auto"/>
         <w:ind w:leftChars="0" w:right="0" w:rightChars="0"/>
+        <w:jc w:val="both"/>
         <w:rPr>
           <w:rFonts w:hint="default"/>
           <w:b w:val="0"/>
@@ -3344,7 +2692,7 @@
           <w:szCs w:val="26"/>
           <w:lang w:val="en-US"/>
         </w:rPr>
-        <w:t>5.3</w:t>
+        <w:t>5.4</w:t>
       </w:r>
       <w:r>
         <w:rPr>
@@ -3377,6 +2725,7 @@
         </w:numPr>
         <w:spacing w:line="360" w:lineRule="auto"/>
         <w:ind w:leftChars="0" w:right="0" w:rightChars="0"/>
+        <w:jc w:val="both"/>
         <w:rPr>
           <w:rFonts w:hint="default"/>
           <w:b w:val="0"/>
@@ -3395,7 +2744,7 @@
           <w:szCs w:val="26"/>
           <w:lang w:val="en-US"/>
         </w:rPr>
-        <w:t>5.4</w:t>
+        <w:t>5.5</w:t>
       </w:r>
       <w:r>
         <w:rPr>
@@ -3428,6 +2777,7 @@
         </w:numPr>
         <w:spacing w:line="360" w:lineRule="auto"/>
         <w:ind w:leftChars="0" w:right="0" w:rightChars="0" w:firstLine="720" w:firstLineChars="0"/>
+        <w:jc w:val="both"/>
         <w:rPr>
           <w:rFonts w:hint="default"/>
           <w:b w:val="0"/>
@@ -3451,29 +2801,102 @@
     </w:p>
     <w:p>
       <w:pPr>
+        <w:spacing w:line="360" w:lineRule="auto"/>
+        <w:jc w:val="both"/>
         <w:rPr>
           <w:sz w:val="26"/>
           <w:szCs w:val="26"/>
         </w:rPr>
       </w:pPr>
     </w:p>
-    <w:p/>
-    <w:p/>
-    <w:p/>
-    <w:p/>
-    <w:p/>
-    <w:p/>
-    <w:p/>
-    <w:p/>
-    <w:p/>
-    <w:p/>
-    <w:p/>
-    <w:p/>
-    <w:p/>
-    <w:p/>
     <w:p>
       <w:pPr>
-        <w:jc w:val="center"/>
+        <w:spacing w:line="360" w:lineRule="auto"/>
+        <w:jc w:val="both"/>
+      </w:pPr>
+    </w:p>
+    <w:p>
+      <w:pPr>
+        <w:spacing w:line="360" w:lineRule="auto"/>
+        <w:jc w:val="both"/>
+      </w:pPr>
+    </w:p>
+    <w:p>
+      <w:pPr>
+        <w:spacing w:line="360" w:lineRule="auto"/>
+        <w:jc w:val="both"/>
+      </w:pPr>
+    </w:p>
+    <w:p>
+      <w:pPr>
+        <w:spacing w:line="360" w:lineRule="auto"/>
+        <w:jc w:val="both"/>
+      </w:pPr>
+    </w:p>
+    <w:p>
+      <w:pPr>
+        <w:spacing w:line="360" w:lineRule="auto"/>
+        <w:jc w:val="both"/>
+      </w:pPr>
+    </w:p>
+    <w:p>
+      <w:pPr>
+        <w:spacing w:line="360" w:lineRule="auto"/>
+        <w:jc w:val="both"/>
+      </w:pPr>
+    </w:p>
+    <w:p>
+      <w:pPr>
+        <w:spacing w:line="360" w:lineRule="auto"/>
+        <w:jc w:val="both"/>
+      </w:pPr>
+    </w:p>
+    <w:p>
+      <w:pPr>
+        <w:spacing w:line="360" w:lineRule="auto"/>
+        <w:jc w:val="both"/>
+      </w:pPr>
+    </w:p>
+    <w:p>
+      <w:pPr>
+        <w:spacing w:line="360" w:lineRule="auto"/>
+        <w:jc w:val="both"/>
+      </w:pPr>
+    </w:p>
+    <w:p>
+      <w:pPr>
+        <w:spacing w:line="360" w:lineRule="auto"/>
+        <w:jc w:val="both"/>
+      </w:pPr>
+    </w:p>
+    <w:p>
+      <w:pPr>
+        <w:spacing w:line="360" w:lineRule="auto"/>
+        <w:jc w:val="both"/>
+      </w:pPr>
+    </w:p>
+    <w:p>
+      <w:pPr>
+        <w:spacing w:line="360" w:lineRule="auto"/>
+        <w:jc w:val="both"/>
+      </w:pPr>
+    </w:p>
+    <w:p>
+      <w:pPr>
+        <w:spacing w:line="360" w:lineRule="auto"/>
+        <w:jc w:val="both"/>
+      </w:pPr>
+    </w:p>
+    <w:p>
+      <w:pPr>
+        <w:spacing w:line="360" w:lineRule="auto"/>
+        <w:jc w:val="both"/>
+      </w:pPr>
+    </w:p>
+    <w:p>
+      <w:pPr>
+        <w:spacing w:line="360" w:lineRule="auto"/>
+        <w:jc w:val="both"/>
         <w:rPr>
           <w:rFonts w:hint="default"/>
           <w:b/>
@@ -3483,7 +2906,11 @@
           <w:lang w:val="en-US"/>
         </w:rPr>
       </w:pPr>
-      <w:r>
+    </w:p>
+    <w:p>
+      <w:pPr>
+        <w:spacing w:line="360" w:lineRule="auto"/>
+        <w:jc w:val="both"/>
         <w:rPr>
           <w:rFonts w:hint="default"/>
           <w:b/>
@@ -3492,12 +2919,12 @@
           <w:szCs w:val="28"/>
           <w:lang w:val="en-US"/>
         </w:rPr>
-        <w:t>LIST OF TABLES</w:t>
-      </w:r>
+      </w:pPr>
     </w:p>
     <w:p>
       <w:pPr>
-        <w:jc w:val="center"/>
+        <w:spacing w:line="360" w:lineRule="auto"/>
+        <w:jc w:val="both"/>
         <w:rPr>
           <w:rFonts w:hint="default"/>
           <w:b/>
@@ -3507,6 +2934,115 @@
           <w:lang w:val="en-US"/>
         </w:rPr>
       </w:pPr>
+    </w:p>
+    <w:p>
+      <w:pPr>
+        <w:spacing w:line="360" w:lineRule="auto"/>
+        <w:jc w:val="both"/>
+        <w:rPr>
+          <w:rFonts w:hint="default"/>
+          <w:b/>
+          <w:bCs/>
+          <w:sz w:val="28"/>
+          <w:szCs w:val="28"/>
+          <w:lang w:val="en-US"/>
+        </w:rPr>
+      </w:pPr>
+    </w:p>
+    <w:p>
+      <w:pPr>
+        <w:spacing w:line="360" w:lineRule="auto"/>
+        <w:jc w:val="both"/>
+        <w:rPr>
+          <w:rFonts w:hint="default"/>
+          <w:b/>
+          <w:bCs/>
+          <w:sz w:val="28"/>
+          <w:szCs w:val="28"/>
+          <w:lang w:val="en-US"/>
+        </w:rPr>
+      </w:pPr>
+    </w:p>
+    <w:p>
+      <w:pPr>
+        <w:spacing w:line="360" w:lineRule="auto"/>
+        <w:jc w:val="both"/>
+        <w:rPr>
+          <w:rFonts w:hint="default"/>
+          <w:b/>
+          <w:bCs/>
+          <w:sz w:val="28"/>
+          <w:szCs w:val="28"/>
+          <w:lang w:val="en-US"/>
+        </w:rPr>
+      </w:pPr>
+    </w:p>
+    <w:p>
+      <w:pPr>
+        <w:spacing w:line="360" w:lineRule="auto"/>
+        <w:jc w:val="both"/>
+        <w:rPr>
+          <w:rFonts w:hint="default"/>
+          <w:b/>
+          <w:bCs/>
+          <w:sz w:val="28"/>
+          <w:szCs w:val="28"/>
+          <w:lang w:val="en-US"/>
+        </w:rPr>
+      </w:pPr>
+    </w:p>
+    <w:p>
+      <w:pPr>
+        <w:spacing w:line="360" w:lineRule="auto"/>
+        <w:jc w:val="both"/>
+        <w:rPr>
+          <w:rFonts w:hint="default"/>
+          <w:b/>
+          <w:bCs/>
+          <w:sz w:val="28"/>
+          <w:szCs w:val="28"/>
+          <w:lang w:val="en-US"/>
+        </w:rPr>
+      </w:pPr>
+    </w:p>
+    <w:p>
+      <w:pPr>
+        <w:spacing w:line="360" w:lineRule="auto"/>
+        <w:jc w:val="both"/>
+        <w:rPr>
+          <w:rFonts w:hint="default"/>
+          <w:b/>
+          <w:bCs/>
+          <w:sz w:val="28"/>
+          <w:szCs w:val="28"/>
+          <w:lang w:val="en-US"/>
+        </w:rPr>
+      </w:pPr>
+    </w:p>
+    <w:p>
+      <w:pPr>
+        <w:spacing w:line="360" w:lineRule="auto"/>
+        <w:jc w:val="center"/>
+        <w:rPr>
+          <w:rFonts w:hint="default"/>
+          <w:b/>
+          <w:bCs/>
+          <w:sz w:val="28"/>
+          <w:szCs w:val="28"/>
+          <w:lang w:val="en-US"/>
+        </w:rPr>
+      </w:pPr>
+      <w:r>
+        <w:rPr>
+          <w:rFonts w:hint="default"/>
+          <w:b/>
+          <w:bCs/>
+          <w:sz w:val="28"/>
+          <w:szCs w:val="28"/>
+          <w:lang w:val="en-US"/>
+        </w:rPr>
+        <w:t>LIST OF TABLES</w:t>
+      </w:r>
     </w:p>
     <w:tbl>
       <w:tblPr>
@@ -3565,6 +3101,7 @@
           </w:tcPr>
           <w:p>
             <w:pPr>
+              <w:spacing w:line="360" w:lineRule="auto"/>
               <w:jc w:val="center"/>
               <w:rPr>
                 <w:rFonts w:hint="default"/>
@@ -3601,6 +3138,7 @@
           </w:tcPr>
           <w:p>
             <w:pPr>
+              <w:spacing w:line="360" w:lineRule="auto"/>
               <w:jc w:val="center"/>
               <w:rPr>
                 <w:rFonts w:hint="default"/>
@@ -3637,6 +3175,7 @@
           </w:tcPr>
           <w:p>
             <w:pPr>
+              <w:spacing w:line="360" w:lineRule="auto"/>
               <w:jc w:val="center"/>
               <w:rPr>
                 <w:rFonts w:hint="default"/>
@@ -3682,6 +3221,7 @@
           </w:tcPr>
           <w:p>
             <w:pPr>
+              <w:spacing w:line="360" w:lineRule="auto"/>
               <w:jc w:val="center"/>
               <w:rPr>
                 <w:rFonts w:hint="default"/>
@@ -3718,6 +3258,7 @@
           </w:tcPr>
           <w:p>
             <w:pPr>
+              <w:spacing w:line="360" w:lineRule="auto"/>
               <w:jc w:val="center"/>
               <w:rPr>
                 <w:rFonts w:hint="default"/>
@@ -3754,6 +3295,7 @@
           </w:tcPr>
           <w:p>
             <w:pPr>
+              <w:spacing w:line="360" w:lineRule="auto"/>
               <w:jc w:val="center"/>
               <w:rPr>
                 <w:rFonts w:hint="default"/>
@@ -3799,6 +3341,7 @@
           </w:tcPr>
           <w:p>
             <w:pPr>
+              <w:spacing w:line="360" w:lineRule="auto"/>
               <w:jc w:val="center"/>
               <w:rPr>
                 <w:rFonts w:hint="default"/>
@@ -3835,6 +3378,7 @@
           </w:tcPr>
           <w:p>
             <w:pPr>
+              <w:spacing w:line="360" w:lineRule="auto"/>
               <w:jc w:val="center"/>
               <w:rPr>
                 <w:rFonts w:hint="default"/>
@@ -3871,6 +3415,7 @@
           </w:tcPr>
           <w:p>
             <w:pPr>
+              <w:spacing w:line="360" w:lineRule="auto"/>
               <w:jc w:val="center"/>
               <w:rPr>
                 <w:rFonts w:hint="default"/>
@@ -3916,6 +3461,7 @@
           </w:tcPr>
           <w:p>
             <w:pPr>
+              <w:spacing w:line="360" w:lineRule="auto"/>
               <w:jc w:val="center"/>
               <w:rPr>
                 <w:rFonts w:hint="default"/>
@@ -3952,6 +3498,7 @@
           </w:tcPr>
           <w:p>
             <w:pPr>
+              <w:spacing w:line="360" w:lineRule="auto"/>
               <w:jc w:val="center"/>
               <w:rPr>
                 <w:rFonts w:hint="default"/>
@@ -3988,6 +3535,7 @@
           </w:tcPr>
           <w:p>
             <w:pPr>
+              <w:spacing w:line="360" w:lineRule="auto"/>
               <w:jc w:val="center"/>
               <w:rPr>
                 <w:rFonts w:hint="default"/>
@@ -4033,6 +3581,7 @@
           </w:tcPr>
           <w:p>
             <w:pPr>
+              <w:spacing w:line="360" w:lineRule="auto"/>
               <w:jc w:val="center"/>
               <w:rPr>
                 <w:rFonts w:hint="default"/>
@@ -4069,6 +3618,7 @@
           </w:tcPr>
           <w:p>
             <w:pPr>
+              <w:spacing w:line="360" w:lineRule="auto"/>
               <w:jc w:val="center"/>
               <w:rPr>
                 <w:rFonts w:hint="default"/>
@@ -4105,6 +3655,7 @@
           </w:tcPr>
           <w:p>
             <w:pPr>
+              <w:spacing w:line="360" w:lineRule="auto"/>
               <w:jc w:val="center"/>
               <w:rPr>
                 <w:rFonts w:hint="default"/>
@@ -4150,6 +3701,7 @@
           </w:tcPr>
           <w:p>
             <w:pPr>
+              <w:spacing w:line="360" w:lineRule="auto"/>
               <w:jc w:val="center"/>
               <w:rPr>
                 <w:rFonts w:hint="default"/>
@@ -4186,6 +3738,7 @@
           </w:tcPr>
           <w:p>
             <w:pPr>
+              <w:spacing w:line="360" w:lineRule="auto"/>
               <w:jc w:val="center"/>
               <w:rPr>
                 <w:rFonts w:hint="default"/>
@@ -4222,6 +3775,7 @@
           </w:tcPr>
           <w:p>
             <w:pPr>
+              <w:spacing w:line="360" w:lineRule="auto"/>
               <w:jc w:val="center"/>
               <w:rPr>
                 <w:rFonts w:hint="default"/>
@@ -4267,6 +3821,7 @@
           </w:tcPr>
           <w:p>
             <w:pPr>
+              <w:spacing w:line="360" w:lineRule="auto"/>
               <w:jc w:val="center"/>
               <w:rPr>
                 <w:rFonts w:hint="default"/>
@@ -4303,6 +3858,7 @@
           </w:tcPr>
           <w:p>
             <w:pPr>
+              <w:spacing w:line="360" w:lineRule="auto"/>
               <w:jc w:val="center"/>
               <w:rPr>
                 <w:rFonts w:hint="default"/>
@@ -4339,6 +3895,7 @@
           </w:tcPr>
           <w:p>
             <w:pPr>
+              <w:spacing w:line="360" w:lineRule="auto"/>
               <w:jc w:val="center"/>
               <w:rPr>
                 <w:rFonts w:hint="default"/>
@@ -4384,6 +3941,7 @@
           </w:tcPr>
           <w:p>
             <w:pPr>
+              <w:spacing w:line="360" w:lineRule="auto"/>
               <w:jc w:val="center"/>
               <w:rPr>
                 <w:rFonts w:hint="default"/>
@@ -4420,6 +3978,7 @@
           </w:tcPr>
           <w:p>
             <w:pPr>
+              <w:spacing w:line="360" w:lineRule="auto"/>
               <w:jc w:val="center"/>
               <w:rPr>
                 <w:rFonts w:hint="default"/>
@@ -4456,6 +4015,7 @@
           </w:tcPr>
           <w:p>
             <w:pPr>
+              <w:spacing w:line="360" w:lineRule="auto"/>
               <w:jc w:val="center"/>
               <w:rPr>
                 <w:rFonts w:hint="default"/>
@@ -4501,6 +4061,7 @@
           </w:tcPr>
           <w:p>
             <w:pPr>
+              <w:spacing w:line="360" w:lineRule="auto"/>
               <w:jc w:val="center"/>
               <w:rPr>
                 <w:rFonts w:hint="default"/>
@@ -4537,6 +4098,7 @@
           </w:tcPr>
           <w:p>
             <w:pPr>
+              <w:spacing w:line="360" w:lineRule="auto"/>
               <w:jc w:val="center"/>
               <w:rPr>
                 <w:rFonts w:hint="default"/>
@@ -4573,6 +4135,7 @@
           </w:tcPr>
           <w:p>
             <w:pPr>
+              <w:spacing w:line="360" w:lineRule="auto"/>
               <w:jc w:val="center"/>
               <w:rPr>
                 <w:rFonts w:hint="default"/>
@@ -4618,6 +4181,7 @@
           </w:tcPr>
           <w:p>
             <w:pPr>
+              <w:spacing w:line="360" w:lineRule="auto"/>
               <w:jc w:val="center"/>
               <w:rPr>
                 <w:rFonts w:hint="default"/>
@@ -4654,6 +4218,7 @@
           </w:tcPr>
           <w:p>
             <w:pPr>
+              <w:spacing w:line="360" w:lineRule="auto"/>
               <w:jc w:val="center"/>
               <w:rPr>
                 <w:rFonts w:hint="default"/>
@@ -4690,6 +4255,7 @@
           </w:tcPr>
           <w:p>
             <w:pPr>
+              <w:spacing w:line="360" w:lineRule="auto"/>
               <w:jc w:val="center"/>
               <w:rPr>
                 <w:rFonts w:hint="default"/>
@@ -4735,6 +4301,7 @@
           </w:tcPr>
           <w:p>
             <w:pPr>
+              <w:spacing w:line="360" w:lineRule="auto"/>
               <w:jc w:val="center"/>
               <w:rPr>
                 <w:rFonts w:hint="default"/>
@@ -4771,6 +4338,7 @@
           </w:tcPr>
           <w:p>
             <w:pPr>
+              <w:spacing w:line="360" w:lineRule="auto"/>
               <w:jc w:val="center"/>
               <w:rPr>
                 <w:rFonts w:hint="default"/>
@@ -4807,6 +4375,7 @@
           </w:tcPr>
           <w:p>
             <w:pPr>
+              <w:spacing w:line="360" w:lineRule="auto"/>
               <w:jc w:val="center"/>
               <w:rPr>
                 <w:rFonts w:hint="default"/>
@@ -4852,6 +4421,7 @@
           </w:tcPr>
           <w:p>
             <w:pPr>
+              <w:spacing w:line="360" w:lineRule="auto"/>
               <w:jc w:val="center"/>
               <w:rPr>
                 <w:rFonts w:hint="default"/>
@@ -4888,6 +4458,7 @@
           </w:tcPr>
           <w:p>
             <w:pPr>
+              <w:spacing w:line="360" w:lineRule="auto"/>
               <w:jc w:val="center"/>
               <w:rPr>
                 <w:rFonts w:hint="default"/>
@@ -4924,6 +4495,7 @@
           </w:tcPr>
           <w:p>
             <w:pPr>
+              <w:spacing w:line="360" w:lineRule="auto"/>
               <w:jc w:val="center"/>
               <w:rPr>
                 <w:rFonts w:hint="default"/>
@@ -4969,6 +4541,7 @@
           </w:tcPr>
           <w:p>
             <w:pPr>
+              <w:spacing w:line="360" w:lineRule="auto"/>
               <w:jc w:val="center"/>
               <w:rPr>
                 <w:rFonts w:hint="default"/>
@@ -5005,6 +4578,7 @@
           </w:tcPr>
           <w:p>
             <w:pPr>
+              <w:spacing w:line="360" w:lineRule="auto"/>
               <w:jc w:val="center"/>
               <w:rPr>
                 <w:rFonts w:hint="default"/>
@@ -5041,6 +4615,7 @@
           </w:tcPr>
           <w:p>
             <w:pPr>
+              <w:spacing w:line="360" w:lineRule="auto"/>
               <w:jc w:val="center"/>
               <w:rPr>
                 <w:rFonts w:hint="default"/>
@@ -5086,6 +4661,7 @@
           </w:tcPr>
           <w:p>
             <w:pPr>
+              <w:spacing w:line="360" w:lineRule="auto"/>
               <w:jc w:val="center"/>
               <w:rPr>
                 <w:rFonts w:hint="default"/>
@@ -5122,6 +4698,7 @@
           </w:tcPr>
           <w:p>
             <w:pPr>
+              <w:spacing w:line="360" w:lineRule="auto"/>
               <w:jc w:val="center"/>
               <w:rPr>
                 <w:rFonts w:hint="default"/>
@@ -5158,6 +4735,7 @@
           </w:tcPr>
           <w:p>
             <w:pPr>
+              <w:spacing w:line="360" w:lineRule="auto"/>
               <w:jc w:val="center"/>
               <w:rPr>
                 <w:rFonts w:hint="default"/>
@@ -5203,6 +4781,7 @@
           </w:tcPr>
           <w:p>
             <w:pPr>
+              <w:spacing w:line="360" w:lineRule="auto"/>
               <w:jc w:val="center"/>
               <w:rPr>
                 <w:rFonts w:hint="default"/>
@@ -5239,6 +4818,7 @@
           </w:tcPr>
           <w:p>
             <w:pPr>
+              <w:spacing w:line="360" w:lineRule="auto"/>
               <w:jc w:val="center"/>
               <w:rPr>
                 <w:rFonts w:hint="default"/>
@@ -5275,6 +4855,7 @@
           </w:tcPr>
           <w:p>
             <w:pPr>
+              <w:spacing w:line="360" w:lineRule="auto"/>
               <w:jc w:val="center"/>
               <w:rPr>
                 <w:rFonts w:hint="default"/>
@@ -5320,6 +4901,7 @@
           </w:tcPr>
           <w:p>
             <w:pPr>
+              <w:spacing w:line="360" w:lineRule="auto"/>
               <w:jc w:val="center"/>
               <w:rPr>
                 <w:rFonts w:hint="default"/>
@@ -5356,6 +4938,7 @@
           </w:tcPr>
           <w:p>
             <w:pPr>
+              <w:spacing w:line="360" w:lineRule="auto"/>
               <w:jc w:val="center"/>
               <w:rPr>
                 <w:rFonts w:hint="default"/>
@@ -5392,6 +4975,7 @@
           </w:tcPr>
           <w:p>
             <w:pPr>
+              <w:spacing w:line="360" w:lineRule="auto"/>
               <w:jc w:val="center"/>
               <w:rPr>
                 <w:rFonts w:hint="default"/>
@@ -5409,7 +4993,8 @@
     </w:tbl>
     <w:p>
       <w:pPr>
-        <w:jc w:val="center"/>
+        <w:spacing w:line="360" w:lineRule="auto"/>
+        <w:jc w:val="both"/>
         <w:rPr>
           <w:rFonts w:hint="default"/>
           <w:b/>
@@ -5434,6 +5019,7 @@
     </w:p>
     <w:p>
       <w:pPr>
+        <w:spacing w:line="360" w:lineRule="auto"/>
         <w:jc w:val="center"/>
         <w:rPr>
           <w:rFonts w:hint="default"/>
@@ -5455,19 +5041,6 @@
         </w:rPr>
         <w:t>LIST OF FIGURES</w:t>
       </w:r>
-    </w:p>
-    <w:p>
-      <w:pPr>
-        <w:jc w:val="center"/>
-        <w:rPr>
-          <w:rFonts w:hint="default"/>
-          <w:b/>
-          <w:bCs/>
-          <w:sz w:val="28"/>
-          <w:szCs w:val="28"/>
-          <w:lang w:val="en-US"/>
-        </w:rPr>
-      </w:pPr>
     </w:p>
     <w:tbl>
       <w:tblPr>
@@ -5527,6 +5100,7 @@
           </w:tcPr>
           <w:p>
             <w:pPr>
+              <w:spacing w:line="360" w:lineRule="auto"/>
               <w:jc w:val="center"/>
               <w:rPr>
                 <w:rFonts w:hint="default"/>
@@ -5563,6 +5137,7 @@
           </w:tcPr>
           <w:p>
             <w:pPr>
+              <w:spacing w:line="360" w:lineRule="auto"/>
               <w:jc w:val="center"/>
               <w:rPr>
                 <w:rFonts w:hint="default"/>
@@ -5599,6 +5174,7 @@
           </w:tcPr>
           <w:p>
             <w:pPr>
+              <w:spacing w:line="360" w:lineRule="auto"/>
               <w:jc w:val="center"/>
               <w:rPr>
                 <w:rFonts w:hint="default"/>
@@ -5645,6 +5221,7 @@
           </w:tcPr>
           <w:p>
             <w:pPr>
+              <w:spacing w:line="360" w:lineRule="auto"/>
               <w:jc w:val="center"/>
               <w:rPr>
                 <w:rFonts w:hint="default"/>
@@ -5681,6 +5258,7 @@
           </w:tcPr>
           <w:p>
             <w:pPr>
+              <w:spacing w:line="360" w:lineRule="auto"/>
               <w:jc w:val="center"/>
               <w:rPr>
                 <w:rFonts w:hint="default"/>
@@ -5717,6 +5295,7 @@
           </w:tcPr>
           <w:p>
             <w:pPr>
+              <w:spacing w:line="360" w:lineRule="auto"/>
               <w:jc w:val="center"/>
               <w:rPr>
                 <w:rFonts w:hint="default"/>
@@ -5763,6 +5342,7 @@
           </w:tcPr>
           <w:p>
             <w:pPr>
+              <w:spacing w:line="360" w:lineRule="auto"/>
               <w:jc w:val="center"/>
               <w:rPr>
                 <w:rFonts w:hint="default"/>
@@ -5799,6 +5379,7 @@
           </w:tcPr>
           <w:p>
             <w:pPr>
+              <w:spacing w:line="360" w:lineRule="auto"/>
               <w:jc w:val="center"/>
               <w:rPr>
                 <w:rFonts w:hint="default"/>
@@ -5835,6 +5416,7 @@
           </w:tcPr>
           <w:p>
             <w:pPr>
+              <w:spacing w:line="360" w:lineRule="auto"/>
               <w:jc w:val="center"/>
               <w:rPr>
                 <w:rFonts w:hint="default"/>
@@ -5881,6 +5463,7 @@
           </w:tcPr>
           <w:p>
             <w:pPr>
+              <w:spacing w:line="360" w:lineRule="auto"/>
               <w:jc w:val="center"/>
               <w:rPr>
                 <w:rFonts w:hint="default"/>
@@ -5917,6 +5500,7 @@
           </w:tcPr>
           <w:p>
             <w:pPr>
+              <w:spacing w:line="360" w:lineRule="auto"/>
               <w:jc w:val="center"/>
               <w:rPr>
                 <w:rFonts w:hint="default"/>
@@ -5953,6 +5537,7 @@
           </w:tcPr>
           <w:p>
             <w:pPr>
+              <w:spacing w:line="360" w:lineRule="auto"/>
               <w:jc w:val="center"/>
               <w:rPr>
                 <w:rFonts w:hint="default"/>
@@ -5999,6 +5584,7 @@
           </w:tcPr>
           <w:p>
             <w:pPr>
+              <w:spacing w:line="360" w:lineRule="auto"/>
               <w:jc w:val="center"/>
               <w:rPr>
                 <w:rFonts w:hint="default"/>
@@ -6035,6 +5621,7 @@
           </w:tcPr>
           <w:p>
             <w:pPr>
+              <w:spacing w:line="360" w:lineRule="auto"/>
               <w:jc w:val="center"/>
               <w:rPr>
                 <w:rFonts w:hint="default"/>
@@ -6071,6 +5658,7 @@
           </w:tcPr>
           <w:p>
             <w:pPr>
+              <w:spacing w:line="360" w:lineRule="auto"/>
               <w:jc w:val="center"/>
               <w:rPr>
                 <w:rFonts w:hint="default"/>
@@ -6117,6 +5705,7 @@
           </w:tcPr>
           <w:p>
             <w:pPr>
+              <w:spacing w:line="360" w:lineRule="auto"/>
               <w:jc w:val="center"/>
               <w:rPr>
                 <w:rFonts w:hint="default"/>
@@ -6153,6 +5742,7 @@
           </w:tcPr>
           <w:p>
             <w:pPr>
+              <w:spacing w:line="360" w:lineRule="auto"/>
               <w:jc w:val="center"/>
               <w:rPr>
                 <w:rFonts w:hint="default"/>
@@ -6189,6 +5779,7 @@
           </w:tcPr>
           <w:p>
             <w:pPr>
+              <w:spacing w:line="360" w:lineRule="auto"/>
               <w:jc w:val="center"/>
               <w:rPr>
                 <w:rFonts w:hint="default"/>
@@ -6235,6 +5826,7 @@
           </w:tcPr>
           <w:p>
             <w:pPr>
+              <w:spacing w:line="360" w:lineRule="auto"/>
               <w:jc w:val="center"/>
               <w:rPr>
                 <w:rFonts w:hint="default"/>
@@ -6271,6 +5863,7 @@
           </w:tcPr>
           <w:p>
             <w:pPr>
+              <w:spacing w:line="360" w:lineRule="auto"/>
               <w:jc w:val="center"/>
               <w:rPr>
                 <w:rFonts w:hint="default"/>
@@ -6307,6 +5900,7 @@
           </w:tcPr>
           <w:p>
             <w:pPr>
+              <w:spacing w:line="360" w:lineRule="auto"/>
               <w:jc w:val="center"/>
               <w:rPr>
                 <w:rFonts w:hint="default"/>
@@ -6353,6 +5947,7 @@
           </w:tcPr>
           <w:p>
             <w:pPr>
+              <w:spacing w:line="360" w:lineRule="auto"/>
               <w:jc w:val="center"/>
               <w:rPr>
                 <w:rFonts w:hint="default"/>
@@ -6389,6 +5984,7 @@
           </w:tcPr>
           <w:p>
             <w:pPr>
+              <w:spacing w:line="360" w:lineRule="auto"/>
               <w:jc w:val="center"/>
               <w:rPr>
                 <w:rFonts w:hint="default"/>
@@ -6425,6 +6021,7 @@
           </w:tcPr>
           <w:p>
             <w:pPr>
+              <w:spacing w:line="360" w:lineRule="auto"/>
               <w:jc w:val="center"/>
               <w:rPr>
                 <w:rFonts w:hint="default"/>
@@ -6471,6 +6068,7 @@
           </w:tcPr>
           <w:p>
             <w:pPr>
+              <w:spacing w:line="360" w:lineRule="auto"/>
               <w:jc w:val="center"/>
               <w:rPr>
                 <w:rFonts w:hint="default"/>
@@ -6507,6 +6105,7 @@
           </w:tcPr>
           <w:p>
             <w:pPr>
+              <w:spacing w:line="360" w:lineRule="auto"/>
               <w:jc w:val="center"/>
               <w:rPr>
                 <w:rFonts w:hint="default"/>
@@ -6543,6 +6142,7 @@
           </w:tcPr>
           <w:p>
             <w:pPr>
+              <w:spacing w:line="360" w:lineRule="auto"/>
               <w:jc w:val="center"/>
               <w:rPr>
                 <w:rFonts w:hint="default"/>
@@ -6589,6 +6189,7 @@
           </w:tcPr>
           <w:p>
             <w:pPr>
+              <w:spacing w:line="360" w:lineRule="auto"/>
               <w:jc w:val="center"/>
               <w:rPr>
                 <w:rFonts w:hint="default"/>
@@ -6625,6 +6226,7 @@
           </w:tcPr>
           <w:p>
             <w:pPr>
+              <w:spacing w:line="360" w:lineRule="auto"/>
               <w:jc w:val="center"/>
               <w:rPr>
                 <w:rFonts w:hint="default"/>
@@ -6661,6 +6263,7 @@
           </w:tcPr>
           <w:p>
             <w:pPr>
+              <w:spacing w:line="360" w:lineRule="auto"/>
               <w:jc w:val="center"/>
               <w:rPr>
                 <w:rFonts w:hint="default"/>
@@ -6707,6 +6310,7 @@
           </w:tcPr>
           <w:p>
             <w:pPr>
+              <w:spacing w:line="360" w:lineRule="auto"/>
               <w:jc w:val="center"/>
               <w:rPr>
                 <w:rFonts w:hint="default"/>
@@ -6743,6 +6347,7 @@
           </w:tcPr>
           <w:p>
             <w:pPr>
+              <w:spacing w:line="360" w:lineRule="auto"/>
               <w:jc w:val="center"/>
               <w:rPr>
                 <w:rFonts w:hint="default"/>
@@ -6779,6 +6384,7 @@
           </w:tcPr>
           <w:p>
             <w:pPr>
+              <w:spacing w:line="360" w:lineRule="auto"/>
               <w:jc w:val="center"/>
               <w:rPr>
                 <w:rFonts w:hint="default"/>
@@ -6825,6 +6431,7 @@
           </w:tcPr>
           <w:p>
             <w:pPr>
+              <w:spacing w:line="360" w:lineRule="auto"/>
               <w:jc w:val="center"/>
               <w:rPr>
                 <w:rFonts w:hint="default"/>
@@ -6861,6 +6468,7 @@
           </w:tcPr>
           <w:p>
             <w:pPr>
+              <w:spacing w:line="360" w:lineRule="auto"/>
               <w:jc w:val="center"/>
               <w:rPr>
                 <w:rFonts w:hint="default"/>
@@ -6897,6 +6505,7 @@
           </w:tcPr>
           <w:p>
             <w:pPr>
+              <w:spacing w:line="360" w:lineRule="auto"/>
               <w:jc w:val="center"/>
               <w:rPr>
                 <w:rFonts w:hint="default"/>
@@ -6943,6 +6552,7 @@
           </w:tcPr>
           <w:p>
             <w:pPr>
+              <w:spacing w:line="360" w:lineRule="auto"/>
               <w:jc w:val="center"/>
               <w:rPr>
                 <w:rFonts w:hint="default"/>
@@ -6979,6 +6589,7 @@
           </w:tcPr>
           <w:p>
             <w:pPr>
+              <w:spacing w:line="360" w:lineRule="auto"/>
               <w:jc w:val="center"/>
               <w:rPr>
                 <w:rFonts w:hint="default"/>
@@ -7015,6 +6626,7 @@
           </w:tcPr>
           <w:p>
             <w:pPr>
+              <w:spacing w:line="360" w:lineRule="auto"/>
               <w:jc w:val="center"/>
               <w:rPr>
                 <w:rFonts w:hint="default"/>
@@ -7061,6 +6673,7 @@
           </w:tcPr>
           <w:p>
             <w:pPr>
+              <w:spacing w:line="360" w:lineRule="auto"/>
               <w:jc w:val="center"/>
               <w:rPr>
                 <w:rFonts w:hint="default"/>
@@ -7097,6 +6710,7 @@
           </w:tcPr>
           <w:p>
             <w:pPr>
+              <w:spacing w:line="360" w:lineRule="auto"/>
               <w:jc w:val="center"/>
               <w:rPr>
                 <w:rFonts w:hint="default"/>
@@ -7133,6 +6747,7 @@
           </w:tcPr>
           <w:p>
             <w:pPr>
+              <w:spacing w:line="360" w:lineRule="auto"/>
               <w:jc w:val="center"/>
               <w:rPr>
                 <w:rFonts w:hint="default"/>
@@ -7179,6 +6794,7 @@
           </w:tcPr>
           <w:p>
             <w:pPr>
+              <w:spacing w:line="360" w:lineRule="auto"/>
               <w:jc w:val="center"/>
               <w:rPr>
                 <w:rFonts w:hint="default"/>
@@ -7215,6 +6831,7 @@
           </w:tcPr>
           <w:p>
             <w:pPr>
+              <w:spacing w:line="360" w:lineRule="auto"/>
               <w:jc w:val="center"/>
               <w:rPr>
                 <w:rFonts w:hint="default"/>
@@ -7251,6 +6868,7 @@
           </w:tcPr>
           <w:p>
             <w:pPr>
+              <w:spacing w:line="360" w:lineRule="auto"/>
               <w:jc w:val="center"/>
               <w:rPr>
                 <w:rFonts w:hint="default"/>
@@ -7297,6 +6915,7 @@
           </w:tcPr>
           <w:p>
             <w:pPr>
+              <w:spacing w:line="360" w:lineRule="auto"/>
               <w:jc w:val="center"/>
               <w:rPr>
                 <w:rFonts w:hint="default"/>
@@ -7333,6 +6952,7 @@
           </w:tcPr>
           <w:p>
             <w:pPr>
+              <w:spacing w:line="360" w:lineRule="auto"/>
               <w:jc w:val="center"/>
               <w:rPr>
                 <w:rFonts w:hint="default"/>
@@ -7369,6 +6989,7 @@
           </w:tcPr>
           <w:p>
             <w:pPr>
+              <w:spacing w:line="360" w:lineRule="auto"/>
               <w:jc w:val="center"/>
               <w:rPr>
                 <w:rFonts w:hint="default"/>
@@ -7415,6 +7036,7 @@
           </w:tcPr>
           <w:p>
             <w:pPr>
+              <w:spacing w:line="360" w:lineRule="auto"/>
               <w:jc w:val="center"/>
               <w:rPr>
                 <w:rFonts w:hint="default"/>
@@ -7451,6 +7073,7 @@
           </w:tcPr>
           <w:p>
             <w:pPr>
+              <w:spacing w:line="360" w:lineRule="auto"/>
               <w:jc w:val="center"/>
               <w:rPr>
                 <w:rFonts w:hint="default"/>
@@ -7487,6 +7110,7 @@
           </w:tcPr>
           <w:p>
             <w:pPr>
+              <w:spacing w:line="360" w:lineRule="auto"/>
               <w:jc w:val="center"/>
               <w:rPr>
                 <w:rFonts w:hint="default"/>
@@ -7533,6 +7157,7 @@
           </w:tcPr>
           <w:p>
             <w:pPr>
+              <w:spacing w:line="360" w:lineRule="auto"/>
               <w:jc w:val="center"/>
               <w:rPr>
                 <w:rFonts w:hint="default"/>
@@ -7569,6 +7194,7 @@
           </w:tcPr>
           <w:p>
             <w:pPr>
+              <w:spacing w:line="360" w:lineRule="auto"/>
               <w:jc w:val="center"/>
               <w:rPr>
                 <w:rFonts w:hint="default"/>
@@ -7605,6 +7231,7 @@
           </w:tcPr>
           <w:p>
             <w:pPr>
+              <w:spacing w:line="360" w:lineRule="auto"/>
               <w:jc w:val="center"/>
               <w:rPr>
                 <w:rFonts w:hint="default"/>
@@ -7651,6 +7278,7 @@
           </w:tcPr>
           <w:p>
             <w:pPr>
+              <w:spacing w:line="360" w:lineRule="auto"/>
               <w:jc w:val="center"/>
               <w:rPr>
                 <w:rFonts w:hint="default"/>
@@ -7687,6 +7315,7 @@
           </w:tcPr>
           <w:p>
             <w:pPr>
+              <w:spacing w:line="360" w:lineRule="auto"/>
               <w:jc w:val="center"/>
               <w:rPr>
                 <w:rFonts w:hint="default"/>
@@ -7723,6 +7352,7 @@
           </w:tcPr>
           <w:p>
             <w:pPr>
+              <w:spacing w:line="360" w:lineRule="auto"/>
               <w:jc w:val="center"/>
               <w:rPr>
                 <w:rFonts w:hint="default"/>
@@ -7769,6 +7399,7 @@
           </w:tcPr>
           <w:p>
             <w:pPr>
+              <w:spacing w:line="360" w:lineRule="auto"/>
               <w:jc w:val="center"/>
               <w:rPr>
                 <w:rFonts w:hint="default"/>
@@ -7805,6 +7436,7 @@
           </w:tcPr>
           <w:p>
             <w:pPr>
+              <w:spacing w:line="360" w:lineRule="auto"/>
               <w:jc w:val="center"/>
               <w:rPr>
                 <w:rFonts w:hint="default"/>
@@ -7841,6 +7473,7 @@
           </w:tcPr>
           <w:p>
             <w:pPr>
+              <w:spacing w:line="360" w:lineRule="auto"/>
               <w:jc w:val="center"/>
               <w:rPr>
                 <w:rFonts w:hint="default"/>
@@ -7887,6 +7520,7 @@
           </w:tcPr>
           <w:p>
             <w:pPr>
+              <w:spacing w:line="360" w:lineRule="auto"/>
               <w:jc w:val="center"/>
               <w:rPr>
                 <w:rFonts w:hint="default"/>
@@ -7923,6 +7557,7 @@
           </w:tcPr>
           <w:p>
             <w:pPr>
+              <w:spacing w:line="360" w:lineRule="auto"/>
               <w:jc w:val="center"/>
               <w:rPr>
                 <w:rFonts w:hint="default"/>
@@ -7959,6 +7594,7 @@
           </w:tcPr>
           <w:p>
             <w:pPr>
+              <w:spacing w:line="360" w:lineRule="auto"/>
               <w:jc w:val="center"/>
               <w:rPr>
                 <w:rFonts w:hint="default"/>
@@ -8005,6 +7641,7 @@
           </w:tcPr>
           <w:p>
             <w:pPr>
+              <w:spacing w:line="360" w:lineRule="auto"/>
               <w:jc w:val="center"/>
               <w:rPr>
                 <w:rFonts w:hint="default"/>
@@ -8041,6 +7678,7 @@
           </w:tcPr>
           <w:p>
             <w:pPr>
+              <w:spacing w:line="360" w:lineRule="auto"/>
               <w:jc w:val="center"/>
               <w:rPr>
                 <w:rFonts w:hint="default"/>
@@ -8077,6 +7715,7 @@
           </w:tcPr>
           <w:p>
             <w:pPr>
+              <w:spacing w:line="360" w:lineRule="auto"/>
               <w:jc w:val="center"/>
               <w:rPr>
                 <w:rFonts w:hint="default"/>
@@ -8094,7 +7733,31 @@
     </w:tbl>
     <w:p>
       <w:pPr>
-        <w:jc w:val="center"/>
+        <w:rPr>
+          <w:rFonts w:hint="default"/>
+          <w:b/>
+          <w:bCs/>
+          <w:sz w:val="26"/>
+          <w:szCs w:val="26"/>
+          <w:lang w:val="en-US"/>
+        </w:rPr>
+      </w:pPr>
+      <w:r>
+        <w:rPr>
+          <w:rFonts w:hint="default"/>
+          <w:b/>
+          <w:bCs/>
+          <w:sz w:val="26"/>
+          <w:szCs w:val="26"/>
+          <w:lang w:val="en-US"/>
+        </w:rPr>
+        <w:br w:type="page"/>
+      </w:r>
+    </w:p>
+    <w:p>
+      <w:pPr>
+        <w:spacing w:line="360" w:lineRule="auto"/>
+        <w:jc w:val="both"/>
         <w:rPr>
           <w:rFonts w:hint="default"/>
           <w:b/>
